--- a/учебник_часть2/УПЗИЭЗИ_Часть2_Глава2.docx
+++ b/учебник_часть2/УПЗИЭЗИ_Часть2_Глава2.docx
@@ -198,7 +198,7 @@
           <w:sz w:val="28"/>
           <w:szCs w:val="28"/>
         </w:rPr>
-        <w:t xml:space="preserve">Таблица 7</w:t>
+        <w:t xml:space="preserve">Таблица 12</w:t>
       </w:r>
     </w:p>
     <w:p>
@@ -979,7 +979,7 @@
           <w:sz w:val="28"/>
           <w:szCs w:val="28"/>
         </w:rPr>
-        <w:t xml:space="preserve">Данные таблицы 7 свидетельствуют о том, что ни один из семи документов не адресован проектам информационной безопасности напрямую: все они регулируют учёт и управление проектом вообще, безотносительно к отрасли, тогда как отраслевая специфика ИБ — лицензионные требования, профессиональные стандарты, серия ГОСТ Р ИСО/МЭК 27000 — была рассмотрена применительно к кадровому и содержательному наполнению проекта в предыдущей главе. Ресурсное занятие в этом смысле — редкий для практикума эпизод, где нормативная опора носит не отраслевой, а сквозной, общеэкономический характер: та же логика разграничения CAPEX и OPEX применима к фирме любого профиля, не только к подрядчику по защите информации, и ошибку в этом разграничении не спишешь на незнание отраслевой специфики.</w:t>
+        <w:t xml:space="preserve">Данные таблицы 12 свидетельствуют о том, что ни один из семи документов не адресован проектам информационной безопасности напрямую: все они регулируют учёт и управление проектом вообще, безотносительно к отрасли, тогда как отраслевая специфика ИБ — лицензионные требования, профессиональные стандарты, серия ГОСТ Р ИСО/МЭК 27000 — была рассмотрена применительно к кадровому и содержательному наполнению проекта в предыдущей главе. Ресурсное занятие в этом смысле — редкий для практикума эпизод, где нормативная опора носит не отраслевой, а сквозной, общеэкономический характер: та же логика разграничения CAPEX и OPEX применима к фирме любого профиля, не только к подрядчику по защите информации, и ошибку в этом разграничении не спишешь на незнание отраслевой специфики.</w:t>
       </w:r>
     </w:p>
     <w:p>
@@ -1031,7 +1031,7 @@
           <w:sz w:val="28"/>
           <w:szCs w:val="28"/>
         </w:rPr>
-        <w:t xml:space="preserve">Таблица 8</w:t>
+        <w:t xml:space="preserve">Таблица 13</w:t>
       </w:r>
     </w:p>
     <w:p>
@@ -1812,7 +1812,7 @@
           <w:sz w:val="28"/>
           <w:szCs w:val="28"/>
         </w:rPr>
-        <w:t xml:space="preserve">Таблица 8 указывает на то, что деление CAPEX/OPEX не совпадает с делением на «нужное» и «лишнее»: обе категории содержат как профильные, так и избыточные для конкретного проекта позиции. Строка фонда оплаты труда постоянного штата рассчитывается автоматически на основании данных, зафиксированных на Старте 0, и не участвует в проверке ошибочности — она не предмет решения студента, а производная от уже принятого кадрового решения. Избыточные позиции материально-технического резерва подобраны так же прицельно, как кадровые ловушки раздела 1.4: автомобиль директора представительского класса, кофемашина, массажный стол, кулер — предметы, встречающиеся в реальных сметах небольших фирм под видом «представительских расходов», но не имеющие отношения к монтажу, адаптации и пусконаладке систем безопасности.</w:t>
+        <w:t xml:space="preserve">Таблица 13 указывает на то, что деление CAPEX/OPEX не совпадает с делением на «нужное» и «лишнее»: обе категории содержат как профильные, так и избыточные для конкретного проекта позиции. Строка фонда оплаты труда постоянного штата рассчитывается автоматически на основании данных, зафиксированных на Старте 0, и не участвует в проверке ошибочности — она не предмет решения студента, а производная от уже принятого кадрового решения. Избыточные позиции материально-технического резерва подобраны так же прицельно, как кадровые ловушки раздела 1.4: автомобиль директора представительского класса, кофемашина, массажный стол, кулер — предметы, встречающиеся в реальных сметах небольших фирм под видом «представительских расходов», но не имеющие отношения к монтажу, адаптации и пусконаладке систем безопасности.</w:t>
       </w:r>
     </w:p>
     <w:p>
